--- a/3испсп/технологии программирования/мини-проект.docx
+++ b/3испсп/технологии программирования/мини-проект.docx
@@ -108,6 +108,36 @@
           <w:szCs w:val="28"/>
         </w:rPr>
         <w:t>Ниже возможные варианты</w:t>
+      </w:r>
+      <w:r>
+        <w:rPr>
+          <w:rFonts w:ascii="Times New Roman" w:hAnsi="Times New Roman"/>
+          <w:b/>
+          <w:i/>
+          <w:sz w:val="28"/>
+          <w:szCs w:val="28"/>
+        </w:rPr>
+        <w:t xml:space="preserve"> (</w:t>
+      </w:r>
+      <w:r>
+        <w:rPr>
+          <w:rFonts w:ascii="Times New Roman" w:hAnsi="Times New Roman"/>
+          <w:b/>
+          <w:i/>
+          <w:sz w:val="28"/>
+          <w:szCs w:val="28"/>
+        </w:rPr>
+        <w:t>можете выбрать любой пункт из них или предложить свой вариант</w:t>
+      </w:r>
+      <w:r>
+        <w:rPr>
+          <w:rFonts w:ascii="Times New Roman" w:hAnsi="Times New Roman"/>
+          <w:b/>
+          <w:i/>
+          <w:sz w:val="28"/>
+          <w:szCs w:val="28"/>
+        </w:rPr>
+        <w:t>)</w:t>
       </w:r>
     </w:p>
     <w:p>
@@ -180,7 +210,44 @@
           <w:sz w:val="28"/>
           <w:szCs w:val="28"/>
         </w:rPr>
-        <w:t xml:space="preserve">Используя полученные знания об основах объектно-ориентированного программирования и сведения об одномерных массивах и основных программных алгоритмах, реализуйте одну и программ, представленных ниже: разработайте класс логики </w:t>
+        <w:t xml:space="preserve">Используя полученные знания об основах объектно-ориентированного программирования и сведения об одномерных массивах и основных программных алгоритмах, реализуйте </w:t>
+      </w:r>
+      <w:r>
+        <w:rPr>
+          <w:rFonts w:ascii="Times New Roman" w:hAnsi="Times New Roman" w:cs="Times New Roman"/>
+          <w:b/>
+          <w:i/>
+          <w:sz w:val="28"/>
+          <w:szCs w:val="28"/>
+        </w:rPr>
+        <w:t>одну</w:t>
+      </w:r>
+      <w:r>
+        <w:rPr>
+          <w:rFonts w:ascii="Times New Roman" w:hAnsi="Times New Roman" w:cs="Times New Roman"/>
+          <w:i/>
+          <w:sz w:val="28"/>
+          <w:szCs w:val="28"/>
+        </w:rPr>
+        <w:t xml:space="preserve"> и</w:t>
+      </w:r>
+      <w:r>
+        <w:rPr>
+          <w:rFonts w:ascii="Times New Roman" w:hAnsi="Times New Roman" w:cs="Times New Roman"/>
+          <w:i/>
+          <w:sz w:val="28"/>
+          <w:szCs w:val="28"/>
+        </w:rPr>
+        <w:t>з</w:t>
+      </w:r>
+      <w:r>
+        <w:rPr>
+          <w:rFonts w:ascii="Times New Roman" w:hAnsi="Times New Roman" w:cs="Times New Roman"/>
+          <w:i/>
+          <w:sz w:val="28"/>
+          <w:szCs w:val="28"/>
+        </w:rPr>
+        <w:t xml:space="preserve"> программ, представленных ниже: разработайте класс логики </w:t>
       </w:r>
       <w:r>
         <w:rPr>
@@ -881,7 +948,7 @@
                     </a:ln>
                     <a:extLst>
                       <a:ext uri="{53640926-AAD7-44D8-BBD7-CCE9431645EC}">
-                        <a14:shadowObscured xmlns:a14="http://schemas.microsoft.com/office/drawing/2010/main" xmlns:wps="http://schemas.microsoft.com/office/word/2010/wordprocessingShape" xmlns:wpi="http://schemas.microsoft.com/office/word/2010/wordprocessingInk" xmlns:wpg="http://schemas.microsoft.com/office/word/2010/wordprocessingGroup" xmlns:w15="http://schemas.microsoft.com/office/word/2012/wordml" xmlns:w14="http://schemas.microsoft.com/office/word/2010/wordml" xmlns:w="http://schemas.openxmlformats.org/wordprocessingml/2006/main" xmlns:w10="urn:schemas-microsoft-com:office:word" xmlns:wp14="http://schemas.microsoft.com/office/word/2010/wordprocessingDrawing" xmlns:v="urn:schemas-microsoft-com:vml" xmlns:o="urn:schemas-microsoft-com:office:office" xmlns:mc="http://schemas.openxmlformats.org/markup-compatibility/2006" xmlns:wpc="http://schemas.microsoft.com/office/word/2010/wordprocessingCanvas" xmlns=""/>
+                        <a14:shadowObscured xmlns="" xmlns:wpc="http://schemas.microsoft.com/office/word/2010/wordprocessingCanvas" xmlns:mc="http://schemas.openxmlformats.org/markup-compatibility/2006" xmlns:o="urn:schemas-microsoft-com:office:office" xmlns:v="urn:schemas-microsoft-com:vml" xmlns:wp14="http://schemas.microsoft.com/office/word/2010/wordprocessingDrawing" xmlns:w10="urn:schemas-microsoft-com:office:word" xmlns:w="http://schemas.openxmlformats.org/wordprocessingml/2006/main" xmlns:w14="http://schemas.microsoft.com/office/word/2010/wordml" xmlns:w15="http://schemas.microsoft.com/office/word/2012/wordml" xmlns:wpg="http://schemas.microsoft.com/office/word/2010/wordprocessingGroup" xmlns:wpi="http://schemas.microsoft.com/office/word/2010/wordprocessingInk" xmlns:wps="http://schemas.microsoft.com/office/word/2010/wordprocessingShape" xmlns:a14="http://schemas.microsoft.com/office/drawing/2010/main"/>
                       </a:ext>
                     </a:extLst>
                   </pic:spPr>
@@ -1857,7 +1924,7 @@
   <a:extraClrSchemeLst/>
   <a:extLst>
     <a:ext uri="{05A4C25C-085E-4340-85A3-A5531E510DB2}">
-      <thm15:themeFamily xmlns:thm15="http://schemas.microsoft.com/office/thememl/2012/main" xmlns="" name="Office Theme" id="{62F939B6-93AF-4DB8-9C6B-D6C7DFDC589F}" vid="{4A3C46E8-61CC-4603-A589-7422A47A8E4A}"/>
+      <thm15:themeFamily xmlns="" xmlns:thm15="http://schemas.microsoft.com/office/thememl/2012/main" name="Office Theme" id="{62F939B6-93AF-4DB8-9C6B-D6C7DFDC589F}" vid="{4A3C46E8-61CC-4603-A589-7422A47A8E4A}"/>
     </a:ext>
   </a:extLst>
 </a:theme>
